--- a/Document/Output/CV - Ageng Kurniawan Sugianto.docx
+++ b/Document/Output/CV - Ageng Kurniawan Sugianto.docx
@@ -126,7 +126,7 @@
         <w:spacing w:before="240" w:after="240"/>
       </w:pPr>
       <w:r>
-        <w:t>Built web dashboards and reporting tools that improved data visibility and decision-making for stakeholders.</w:t>
+        <w:t>Designed a high-fidelity Man Power GT (Falcon FPRS) prototype for web admin and mobile SFA to validate General Trade field workflows before production.</w:t>
       </w:r>
     </w:p>
     <w:p>
@@ -246,6 +246,18 @@
       </w:pPr>
       <w:r>
         <w:t>Build interactive prototypes and Functional Specification Documents (FSD) for stakeholder and development alignment.</w:t>
+      </w:r>
+    </w:p>
+    <w:p>
+      <w:pPr>
+        <w:numPr>
+          <w:ilvl w:val="0"/>
+          <w:numId w:val="9"/>
+        </w:numPr>
+        <w:spacing w:after="0"/>
+      </w:pPr>
+      <w:r>
+        <w:t>Delivered the Man Power GT (Falcon FPRS) interactive prototype for web admin and mobile SFA to validate General Trade field workflows.</w:t>
       </w:r>
     </w:p>
     <w:p>

--- a/Document/Output/CV - Ageng Kurniawan Sugianto.docx
+++ b/Document/Output/CV - Ageng Kurniawan Sugianto.docx
@@ -39,6 +39,8 @@
         <w:t>LinkedIn: https://www.linkedin.com/in/ageng-kurniawan-sugianto-463687179/</w:t>
         <w:br/>
         <w:t>GitHub: https://github.com/Agengkurnia</w:t>
+        <w:br/>
+        <w:t>Website: https://agengsugianto.vercel.app/</w:t>
       </w:r>
     </w:p>
     <w:p>

--- a/Document/Output/CV - Ageng Kurniawan Sugianto.docx
+++ b/Document/Output/CV - Ageng Kurniawan Sugianto.docx
@@ -13,8 +13,12 @@
         </w:pBdr>
         <w:spacing w:before="180" w:after="180"/>
       </w:pPr>
+      <w:bookmarkStart w:id="0" w:name="_GoBack"/>
+      <w:bookmarkEnd w:id="0"/>
       <w:r>
         <w:t>AGENG KURNIAWAN SUGIANTO</w:t>
+      </w:r>
+      <w:r>
         <w:br/>
         <w:t>Jakarta, Indonesia</w:t>
       </w:r>
@@ -35,12 +39,22 @@
       </w:pPr>
       <w:r>
         <w:t>Email: agengkurniawan1@gmail.com</w:t>
+      </w:r>
+      <w:r>
         <w:br/>
         <w:t>LinkedIn: https://www.linkedin.com/in/ageng-kurniawan-sugianto-463687179/</w:t>
+      </w:r>
+      <w:r>
         <w:br/>
         <w:t>GitHub: https://github.com/Agengkurnia</w:t>
+      </w:r>
+      <w:r>
         <w:br/>
         <w:t>Website: https://agengsugianto.vercel.app/</w:t>
+      </w:r>
+      <w:r>
+        <w:br/>
+        <w:t>Location: Jakarta, Indonesia</w:t>
       </w:r>
     </w:p>
     <w:p>
@@ -153,32 +167,30 @@
           <w:color w:val="000000"/>
         </w:rPr>
       </w:pPr>
-      <w:proofErr w:type="spellStart"/>
-      <w:proofErr w:type="spellEnd"/>
-      <w:proofErr w:type="spellStart"/>
-      <w:proofErr w:type="spellEnd"/>
-      <w:proofErr w:type="spellStart"/>
-      <w:proofErr w:type="spellEnd"/>
-      <w:proofErr w:type="spellStart"/>
-      <w:proofErr w:type="spellEnd"/>
-      <w:proofErr w:type="spellStart"/>
-      <w:proofErr w:type="spellEnd"/>
       <w:r>
         <w:t>Frontend: HTML, CSS, Bootstrap, jQuery, JavaScript</w:t>
+      </w:r>
+      <w:r>
         <w:br/>
         <w:t>Backend: RESTful API, ASP.NET (C#), .NET Core, PHP, Laravel, CodeIgniter</w:t>
+      </w:r>
+      <w:r>
         <w:br/>
         <w:t>Database: MySQL, PostgreSQL, SQL Server, Oracle</w:t>
+      </w:r>
+      <w:r>
         <w:br/>
         <w:t>Infrastructure: Ubuntu Server, Docker, NGINX, Apache</w:t>
+      </w:r>
+      <w:r>
         <w:br/>
-        <w:t>Tools: Git, Jenkins, Octopus, Notion, Cursor, Copilot, Claude</w:t>
+        <w:t>Tools &amp; AI: Git, Jenkins, Octopus, Notion, Cursor, Antigravity, Kiro, Claude, Copilot, Gemini</w:t>
       </w:r>
     </w:p>
     <w:p>
       <w:r>
         <w:pict w14:anchorId="2AE16F30">
-          <v:rect id="_x0000_i1028" style="width:0;height:1.5pt" o:hralign="center" o:hrstd="t" o:hr="t" fillcolor="#a0a0a0" stroked="f"/>
+          <v:rect id="_x0000_i1027" style="width:0;height:1.5pt" o:hralign="center" o:hrstd="t" o:hr="t" fillcolor="#a0a0a0" stroked="f"/>
         </w:pict>
       </w:r>
     </w:p>
@@ -247,6 +259,7 @@
         <w:spacing w:after="0"/>
       </w:pPr>
       <w:r>
+        <w:lastRenderedPageBreak/>
         <w:t>Build interactive prototypes and Functional Specification Documents (FSD) for stakeholder and development alignment.</w:t>
       </w:r>
     </w:p>
@@ -260,6 +273,18 @@
       </w:pPr>
       <w:r>
         <w:t>Delivered the Man Power GT (Falcon FPRS) interactive prototype for web admin and mobile SFA to validate General Trade field workflows.</w:t>
+      </w:r>
+    </w:p>
+    <w:p>
+      <w:pPr>
+        <w:numPr>
+          <w:ilvl w:val="0"/>
+          <w:numId w:val="9"/>
+        </w:numPr>
+        <w:spacing w:after="0"/>
+      </w:pPr>
+      <w:r>
+        <w:t>Built an FSD Generator Engine that standardizes Functional Specification Documents from UI and requirements into consistent Word deliverables.</w:t>
       </w:r>
     </w:p>
     <w:p>
@@ -278,8 +303,6 @@
         </w:pBdr>
         <w:spacing w:before="180" w:after="180"/>
       </w:pPr>
-      <w:proofErr w:type="spellStart"/>
-      <w:proofErr w:type="spellEnd"/>
       <w:r>
         <w:rPr>
           <w:b/>
@@ -478,8 +501,6 @@
           <w:color w:val="000000"/>
         </w:rPr>
       </w:pPr>
-      <w:proofErr w:type="gramStart"/>
-      <w:proofErr w:type="gramEnd"/>
       <w:r>
         <w:t>Created and deployed an internal web app for event management and gym record access.</w:t>
       </w:r>
@@ -507,14 +528,6 @@
         </w:pBdr>
         <w:spacing w:before="180" w:after="180"/>
       </w:pPr>
-      <w:proofErr w:type="spellStart"/>
-      <w:proofErr w:type="spellEnd"/>
-      <w:proofErr w:type="spellStart"/>
-      <w:proofErr w:type="spellEnd"/>
-      <w:proofErr w:type="spellStart"/>
-      <w:proofErr w:type="spellEnd"/>
-      <w:proofErr w:type="spellStart"/>
-      <w:proofErr w:type="spellEnd"/>
       <w:r>
         <w:rPr>
           <w:b/>
@@ -528,7 +541,7 @@
         <w:rPr>
           <w:i/>
         </w:rPr>
-        <w:t>Web Developer (C#)</w:t>
+        <w:t>Web Developer (C#) - concurrent with AGIT assignment</w:t>
       </w:r>
       <w:r>
         <w:br/>
@@ -558,12 +571,6 @@
           <w:color w:val="000000"/>
         </w:rPr>
       </w:pPr>
-      <w:proofErr w:type="spellStart"/>
-      <w:proofErr w:type="spellEnd"/>
-      <w:proofErr w:type="spellStart"/>
-      <w:proofErr w:type="gramStart"/>
-      <w:proofErr w:type="spellEnd"/>
-      <w:proofErr w:type="gramEnd"/>
       <w:r>
         <w:t>Developed and maintained KlikIndomaret modules: CMS, Virtual Product, and Payment Center.</w:t>
       </w:r>
@@ -586,12 +593,6 @@
           <w:color w:val="000000"/>
         </w:rPr>
       </w:pPr>
-      <w:proofErr w:type="spellStart"/>
-      <w:proofErr w:type="spellEnd"/>
-      <w:proofErr w:type="spellStart"/>
-      <w:proofErr w:type="gramStart"/>
-      <w:proofErr w:type="spellEnd"/>
-      <w:proofErr w:type="gramEnd"/>
       <w:r>
         <w:t>Enhanced the CMS platform to support e-commerce catalog and operations.</w:t>
       </w:r>
@@ -607,8 +608,6 @@
         </w:pBdr>
         <w:spacing w:before="180" w:after="180"/>
       </w:pPr>
-      <w:proofErr w:type="spellStart"/>
-      <w:proofErr w:type="spellEnd"/>
       <w:r>
         <w:rPr>
           <w:b/>
@@ -622,7 +621,7 @@
         <w:rPr>
           <w:i/>
         </w:rPr>
-        <w:t>Web Developer (C#)</w:t>
+        <w:t>Web Developer (C#) - project assignment</w:t>
       </w:r>
       <w:r>
         <w:br/>
@@ -675,13 +674,14 @@
         </w:rPr>
       </w:pPr>
       <w:r>
-        <w:t>Built a sales and marketing system for PT Isuzu Astra Motor Indonesia.</w:t>
-      </w:r>
-    </w:p>
-    <w:p>
-      <w:r>
+        <w:t>Built a sales and marketing system for PT Isuzu Astra Motor Indonesia (project via AGIT).</w:t>
+      </w:r>
+    </w:p>
+    <w:p>
+      <w:r>
+        <w:lastRenderedPageBreak/>
         <w:pict w14:anchorId="4FDC5ED2">
-          <v:rect id="_x0000_i1029" style="width:0;height:1.5pt" o:hralign="center" o:hrstd="t" o:hr="t" fillcolor="#a0a0a0" stroked="f"/>
+          <v:rect id="_x0000_i1028" style="width:0;height:1.5pt" o:hralign="center" o:hrstd="t" o:hr="t" fillcolor="#a0a0a0" stroked="f"/>
         </w:pict>
       </w:r>
     </w:p>
@@ -709,8 +709,12 @@
       </w:pPr>
       <w:r>
         <w:t>Bina Nusantara University - Jakarta, Indonesia</w:t>
+      </w:r>
+      <w:r>
         <w:br/>
         <w:t>Bachelor of Computer Science, GPA: 3.1 / 4.00</w:t>
+      </w:r>
+      <w:r>
         <w:br/>
         <w:t>Aug 2018 - Jan 2020</w:t>
       </w:r>
@@ -746,8 +750,12 @@
       </w:pPr>
       <w:r>
         <w:t>Astra Tech - Jakarta, Indonesia</w:t>
+      </w:r>
+      <w:r>
         <w:br/>
         <w:t>Diploma in Information Technology, GPA: 3.1 / 4.00</w:t>
+      </w:r>
+      <w:r>
         <w:br/>
         <w:t>Aug 2014 - Dec 2017</w:t>
       </w:r>
@@ -770,7 +778,7 @@
     <w:p>
       <w:r>
         <w:pict w14:anchorId="2B283ED1">
-          <v:rect id="_x0000_i1030" style="width:0;height:1.5pt" o:hralign="center" o:hrstd="t" o:hr="t" fillcolor="#a0a0a0" stroked="f"/>
+          <v:rect id="_x0000_i1029" style="width:0;height:1.5pt" o:hralign="center" o:hrstd="t" o:hr="t" fillcolor="#a0a0a0" stroked="f"/>
         </w:pict>
       </w:r>
     </w:p>
@@ -799,6 +807,8 @@
       </w:pPr>
       <w:r>
         <w:t>Bahasa Indonesia: Native</w:t>
+      </w:r>
+      <w:r>
         <w:br/>
         <w:t>English: Professional working proficiency</w:t>
       </w:r>
